--- a/东软熙心健康体检系统_第四组/07.本科生实习总结报告（每人1份）/本科生实习总结报告_王博洋_0221121666.docx
+++ b/东软熙心健康体检系统_第四组/07.本科生实习总结报告（每人1份）/本科生实习总结报告_王博洋_0221121666.docx
@@ -2341,7 +2341,7 @@
               <w:spacing w:after="0" w:line="360" w:lineRule="auto"/>
               <w:ind w:firstLineChars="0" w:firstLine="0"/>
               <w:rPr>
-                <w:rFonts w:ascii="宋体" w:eastAsia="宋体" w:hAnsi="宋体"/>
+                <w:rFonts w:ascii="宋体" w:eastAsia="宋体" w:hAnsi="宋体" w:hint="eastAsia"/>
                 <w:bCs/>
                 <w:sz w:val="21"/>
                 <w:szCs w:val="21"/>
@@ -2369,7 +2369,7 @@
               <w:spacing w:after="0" w:line="360" w:lineRule="auto"/>
               <w:ind w:firstLineChars="0" w:firstLine="0"/>
               <w:rPr>
-                <w:rFonts w:ascii="宋体" w:eastAsia="宋体" w:hAnsi="宋体"/>
+                <w:rFonts w:ascii="宋体" w:eastAsia="宋体" w:hAnsi="宋体" w:hint="eastAsia"/>
                 <w:bCs/>
                 <w:sz w:val="21"/>
                 <w:szCs w:val="21"/>
@@ -2397,7 +2397,7 @@
               <w:spacing w:after="0" w:line="360" w:lineRule="auto"/>
               <w:ind w:firstLineChars="0" w:firstLine="0"/>
               <w:rPr>
-                <w:rFonts w:ascii="宋体" w:eastAsia="宋体" w:hAnsi="宋体"/>
+                <w:rFonts w:ascii="宋体" w:eastAsia="宋体" w:hAnsi="宋体" w:hint="eastAsia"/>
                 <w:bCs/>
                 <w:sz w:val="21"/>
                 <w:szCs w:val="21"/>
@@ -2425,7 +2425,7 @@
               <w:spacing w:after="0" w:line="360" w:lineRule="auto"/>
               <w:ind w:firstLineChars="0" w:firstLine="0"/>
               <w:rPr>
-                <w:rFonts w:ascii="宋体" w:eastAsia="宋体" w:hAnsi="宋体"/>
+                <w:rFonts w:ascii="宋体" w:eastAsia="宋体" w:hAnsi="宋体" w:hint="eastAsia"/>
                 <w:bCs/>
                 <w:sz w:val="21"/>
                 <w:szCs w:val="21"/>
@@ -2453,7 +2453,7 @@
               <w:spacing w:after="0" w:line="360" w:lineRule="auto"/>
               <w:ind w:firstLineChars="0" w:firstLine="0"/>
               <w:rPr>
-                <w:rFonts w:ascii="宋体" w:eastAsia="宋体" w:hAnsi="宋体"/>
+                <w:rFonts w:ascii="宋体" w:eastAsia="宋体" w:hAnsi="宋体" w:hint="eastAsia"/>
                 <w:bCs/>
                 <w:sz w:val="21"/>
                 <w:szCs w:val="21"/>
@@ -2501,7 +2501,7 @@
               <w:spacing w:after="0" w:line="360" w:lineRule="auto"/>
               <w:ind w:firstLineChars="0" w:firstLine="0"/>
               <w:rPr>
-                <w:rFonts w:ascii="宋体" w:eastAsia="宋体" w:hAnsi="宋体"/>
+                <w:rFonts w:ascii="宋体" w:eastAsia="宋体" w:hAnsi="宋体" w:hint="eastAsia"/>
                 <w:bCs/>
                 <w:sz w:val="21"/>
                 <w:szCs w:val="21"/>
@@ -2529,7 +2529,7 @@
               <w:spacing w:after="0" w:line="360" w:lineRule="auto"/>
               <w:ind w:firstLineChars="0" w:firstLine="0"/>
               <w:rPr>
-                <w:rFonts w:ascii="宋体" w:eastAsia="宋体" w:hAnsi="宋体"/>
+                <w:rFonts w:ascii="宋体" w:eastAsia="宋体" w:hAnsi="宋体" w:hint="eastAsia"/>
                 <w:bCs/>
                 <w:sz w:val="21"/>
                 <w:szCs w:val="21"/>
@@ -2557,7 +2557,7 @@
               <w:spacing w:after="0" w:line="360" w:lineRule="auto"/>
               <w:ind w:firstLineChars="0" w:firstLine="0"/>
               <w:rPr>
-                <w:rFonts w:ascii="宋体" w:eastAsia="宋体" w:hAnsi="宋体"/>
+                <w:rFonts w:ascii="宋体" w:eastAsia="宋体" w:hAnsi="宋体" w:hint="eastAsia"/>
                 <w:bCs/>
                 <w:sz w:val="21"/>
                 <w:szCs w:val="21"/>
@@ -2585,7 +2585,7 @@
               <w:spacing w:after="0" w:line="360" w:lineRule="auto"/>
               <w:ind w:firstLineChars="0" w:firstLine="0"/>
               <w:rPr>
-                <w:rFonts w:ascii="宋体" w:eastAsia="宋体" w:hAnsi="宋体"/>
+                <w:rFonts w:ascii="宋体" w:eastAsia="宋体" w:hAnsi="宋体" w:hint="eastAsia"/>
                 <w:bCs/>
                 <w:sz w:val="21"/>
                 <w:szCs w:val="21"/>
@@ -2614,7 +2614,7 @@
               <w:spacing w:after="0" w:line="360" w:lineRule="auto"/>
               <w:ind w:firstLineChars="0" w:firstLine="0"/>
               <w:rPr>
-                <w:rFonts w:ascii="宋体" w:eastAsia="宋体" w:hAnsi="宋体"/>
+                <w:rFonts w:ascii="宋体" w:eastAsia="宋体" w:hAnsi="宋体" w:hint="eastAsia"/>
                 <w:bCs/>
                 <w:sz w:val="21"/>
                 <w:szCs w:val="21"/>
@@ -2642,7 +2642,7 @@
               <w:spacing w:after="0" w:line="360" w:lineRule="auto"/>
               <w:ind w:firstLineChars="0" w:firstLine="0"/>
               <w:rPr>
-                <w:rFonts w:ascii="宋体" w:eastAsia="宋体" w:hAnsi="宋体"/>
+                <w:rFonts w:ascii="宋体" w:eastAsia="宋体" w:hAnsi="宋体" w:hint="eastAsia"/>
                 <w:bCs/>
                 <w:sz w:val="21"/>
                 <w:szCs w:val="21"/>
@@ -2690,7 +2690,7 @@
               <w:spacing w:after="0" w:line="360" w:lineRule="auto"/>
               <w:ind w:firstLineChars="0" w:firstLine="0"/>
               <w:rPr>
-                <w:rFonts w:ascii="宋体" w:eastAsia="宋体" w:hAnsi="宋体"/>
+                <w:rFonts w:ascii="宋体" w:eastAsia="宋体" w:hAnsi="宋体" w:hint="eastAsia"/>
                 <w:bCs/>
                 <w:sz w:val="21"/>
                 <w:szCs w:val="21"/>
@@ -2738,7 +2738,7 @@
               <w:spacing w:after="0" w:line="360" w:lineRule="auto"/>
               <w:ind w:firstLineChars="0" w:firstLine="0"/>
               <w:rPr>
-                <w:rFonts w:ascii="宋体" w:eastAsia="宋体" w:hAnsi="宋体"/>
+                <w:rFonts w:ascii="宋体" w:eastAsia="宋体" w:hAnsi="宋体" w:hint="eastAsia"/>
                 <w:bCs/>
                 <w:sz w:val="21"/>
                 <w:szCs w:val="21"/>
@@ -2786,7 +2786,7 @@
               <w:spacing w:after="0" w:line="360" w:lineRule="auto"/>
               <w:ind w:firstLineChars="0" w:firstLine="0"/>
               <w:rPr>
-                <w:rFonts w:ascii="宋体" w:eastAsia="宋体" w:hAnsi="宋体"/>
+                <w:rFonts w:ascii="宋体" w:eastAsia="宋体" w:hAnsi="宋体" w:hint="eastAsia"/>
                 <w:bCs/>
                 <w:sz w:val="21"/>
                 <w:szCs w:val="21"/>
@@ -4166,9 +4166,6 @@
                 <w:tab w:val="left" w:pos="5503"/>
               </w:tabs>
               <w:ind w:firstLineChars="200" w:firstLine="420"/>
-              <w:rPr>
-                <w:rFonts w:hint="eastAsia"/>
-              </w:rPr>
             </w:pPr>
             <w:r>
               <w:rPr>
@@ -4208,9 +4205,6 @@
                 <w:tab w:val="left" w:pos="5503"/>
               </w:tabs>
               <w:ind w:firstLineChars="200" w:firstLine="420"/>
-              <w:rPr>
-                <w:rFonts w:hint="eastAsia"/>
-              </w:rPr>
             </w:pPr>
             <w:r>
               <w:rPr>
@@ -4245,6 +4239,101 @@
                 <w:rFonts w:hint="eastAsia"/>
               </w:rPr>
               <w:t>感谢指导老师和团队成员的支持与帮助，让我在本次实训中收获颇丰。未来我将继续努力，提升自己的专业能力和工程素养，为成为一名优秀的软件工程师而奋斗。</w:t>
+            </w:r>
+          </w:p>
+          <w:p>
+            <w:pPr>
+              <w:tabs>
+                <w:tab w:val="left" w:pos="5503"/>
+              </w:tabs>
+              <w:ind w:firstLineChars="200" w:firstLine="420"/>
+              <w:rPr>
+                <w:rFonts w:hint="eastAsia"/>
+              </w:rPr>
+            </w:pPr>
+            <w:r>
+              <w:rPr>
+                <w:noProof/>
+              </w:rPr>
+              <w:drawing>
+                <wp:anchor distT="0" distB="0" distL="114300" distR="114300" simplePos="0" relativeHeight="251658240" behindDoc="0" locked="0" layoutInCell="1" allowOverlap="1" wp14:anchorId="57914A35" wp14:editId="388FF5CB">
+                  <wp:simplePos x="0" y="0"/>
+                  <wp:positionH relativeFrom="column">
+                    <wp:posOffset>2896004</wp:posOffset>
+                  </wp:positionH>
+                  <wp:positionV relativeFrom="paragraph">
+                    <wp:posOffset>51608</wp:posOffset>
+                  </wp:positionV>
+                  <wp:extent cx="973280" cy="484910"/>
+                  <wp:effectExtent l="0" t="0" r="0" b="0"/>
+                  <wp:wrapNone/>
+                  <wp:docPr id="900101209" name="图片 1"/>
+                  <wp:cNvGraphicFramePr>
+                    <a:graphicFrameLocks xmlns:a="http://schemas.openxmlformats.org/drawingml/2006/main" noChangeAspect="1"/>
+                  </wp:cNvGraphicFramePr>
+                  <a:graphic xmlns:a="http://schemas.openxmlformats.org/drawingml/2006/main">
+                    <a:graphicData uri="http://schemas.openxmlformats.org/drawingml/2006/picture">
+                      <pic:pic xmlns:pic="http://schemas.openxmlformats.org/drawingml/2006/picture">
+                        <pic:nvPicPr>
+                          <pic:cNvPr id="0" name="Picture 1"/>
+                          <pic:cNvPicPr>
+                            <a:picLocks noChangeAspect="1" noChangeArrowheads="1"/>
+                          </pic:cNvPicPr>
+                        </pic:nvPicPr>
+                        <pic:blipFill rotWithShape="1">
+                          <a:blip r:embed="rId7" cstate="print">
+                            <a:extLst>
+                              <a:ext uri="{BEBA8EAE-BF5A-486C-A8C5-ECC9F3942E4B}">
+                                <a14:imgProps xmlns:a14="http://schemas.microsoft.com/office/drawing/2010/main">
+                                  <a14:imgLayer r:embed="rId8">
+                                    <a14:imgEffect>
+                                      <a14:sharpenSoften amount="100000"/>
+                                    </a14:imgEffect>
+                                    <a14:imgEffect>
+                                      <a14:brightnessContrast bright="50000" contrast="100000"/>
+                                    </a14:imgEffect>
+                                  </a14:imgLayer>
+                                </a14:imgProps>
+                              </a:ext>
+                              <a:ext uri="{28A0092B-C50C-407E-A947-70E740481C1C}">
+                                <a14:useLocalDpi xmlns:a14="http://schemas.microsoft.com/office/drawing/2010/main" val="0"/>
+                              </a:ext>
+                            </a:extLst>
+                          </a:blip>
+                          <a:srcRect b="44864"/>
+                          <a:stretch>
+                            <a:fillRect/>
+                          </a:stretch>
+                        </pic:blipFill>
+                        <pic:spPr bwMode="auto">
+                          <a:xfrm>
+                            <a:off x="0" y="0"/>
+                            <a:ext cx="973280" cy="484910"/>
+                          </a:xfrm>
+                          <a:prstGeom prst="rect">
+                            <a:avLst/>
+                          </a:prstGeom>
+                          <a:noFill/>
+                          <a:ln>
+                            <a:noFill/>
+                          </a:ln>
+                          <a:extLst>
+                            <a:ext uri="{53640926-AAD7-44D8-BBD7-CCE9431645EC}">
+                              <a14:shadowObscured xmlns:a14="http://schemas.microsoft.com/office/drawing/2010/main"/>
+                            </a:ext>
+                          </a:extLst>
+                        </pic:spPr>
+                      </pic:pic>
+                    </a:graphicData>
+                  </a:graphic>
+                  <wp14:sizeRelH relativeFrom="page">
+                    <wp14:pctWidth>0</wp14:pctWidth>
+                  </wp14:sizeRelH>
+                  <wp14:sizeRelV relativeFrom="page">
+                    <wp14:pctHeight>0</wp14:pctHeight>
+                  </wp14:sizeRelV>
+                </wp:anchor>
+              </w:drawing>
             </w:r>
           </w:p>
           <w:p>
@@ -4262,25 +4351,23 @@
                 <w:kern w:val="0"/>
                 <w:sz w:val="24"/>
               </w:rPr>
-              <w:t>学生本人签名：</w:t>
-            </w:r>
-            <w:proofErr w:type="gramStart"/>
-            <w:r>
-              <w:rPr>
-                <w:rFonts w:ascii="宋体" w:hAnsi="宋体" w:hint="eastAsia"/>
-                <w:kern w:val="0"/>
-                <w:sz w:val="24"/>
-              </w:rPr>
-              <w:t>王博洋</w:t>
-            </w:r>
-            <w:proofErr w:type="gramEnd"/>
-            <w:r>
-              <w:rPr>
-                <w:rFonts w:ascii="宋体" w:hAnsi="宋体" w:hint="eastAsia"/>
-                <w:kern w:val="0"/>
-                <w:sz w:val="24"/>
-              </w:rPr>
-              <w:t xml:space="preserve">　 　 202</w:t>
+              <w:t xml:space="preserve">学生本人签名： 　 </w:t>
+            </w:r>
+            <w:r>
+              <w:rPr>
+                <w:rFonts w:ascii="宋体" w:hAnsi="宋体" w:hint="eastAsia"/>
+                <w:kern w:val="0"/>
+                <w:sz w:val="24"/>
+              </w:rPr>
+              <w:t xml:space="preserve">         </w:t>
+            </w:r>
+            <w:r>
+              <w:rPr>
+                <w:rFonts w:ascii="宋体" w:hAnsi="宋体" w:hint="eastAsia"/>
+                <w:kern w:val="0"/>
+                <w:sz w:val="24"/>
+              </w:rPr>
+              <w:t>202</w:t>
             </w:r>
             <w:r>
               <w:rPr>
@@ -4327,9 +4414,9 @@
       </w:pPr>
     </w:p>
     <w:sectPr>
-      <w:headerReference w:type="default" r:id="rId7"/>
-      <w:footerReference w:type="even" r:id="rId8"/>
-      <w:footerReference w:type="default" r:id="rId9"/>
+      <w:headerReference w:type="default" r:id="rId9"/>
+      <w:footerReference w:type="even" r:id="rId10"/>
+      <w:footerReference w:type="default" r:id="rId11"/>
       <w:pgSz w:w="11906" w:h="16838"/>
       <w:pgMar w:top="1418" w:right="1474" w:bottom="1418" w:left="1474" w:header="709" w:footer="805" w:gutter="0"/>
       <w:pgNumType w:fmt="numberInDash"/>
